--- a/docs/downloads/البشير-بالخلاص-في-المسيح-1855/doc_0611.docx
+++ b/docs/downloads/البشير-بالخلاص-في-المسيح-1855/doc_0611.docx
@@ -1,21 +1,24 @@
 
 <file path=word/document.xml><?xml version="1.0" encoding="utf-8"?>
-<w:document xmlns:wpc="http://schemas.microsoft.com/office/word/2010/wordprocessingCanvas" xmlns:cx="http://schemas.microsoft.com/office/drawing/2014/chartex" xmlns:cx1="http://schemas.microsoft.com/office/drawing/2015/9/8/chartex" xmlns:cx2="http://schemas.microsoft.com/office/drawing/2015/10/21/chartex" xmlns:cx3="http://schemas.microsoft.com/office/drawing/2016/5/9/chartex" xmlns:cx4="http://schemas.microsoft.com/office/drawing/2016/5/10/chartex" xmlns:cx5="http://schemas.microsoft.com/office/drawing/2016/5/11/chartex" xmlns:cx6="http://schemas.microsoft.com/office/drawing/2016/5/12/chartex" xmlns:cx7="http://schemas.microsoft.com/office/drawing/2016/5/13/chartex" xmlns:cx8="http://schemas.microsoft.com/office/drawing/2016/5/14/chartex" xmlns:mc="http://schemas.openxmlformats.org/markup-compatibility/2006" xmlns:aink="http://schemas.microsoft.com/office/drawing/2016/ink" xmlns:am3d="http://schemas.microsoft.com/office/drawing/2017/model3d" xmlns:o="urn:schemas-microsoft-com:office:office" xmlns:r="http://schemas.openxmlformats.org/officeDocument/2006/relationships" xmlns:m="http://schemas.openxmlformats.org/officeDocument/2006/math" xmlns:v="urn:schemas-microsoft-com:vml" xmlns:wp14="http://schemas.microsoft.com/office/word/2010/wordprocessingDrawing" xmlns:wp="http://schemas.openxmlformats.org/drawingml/2006/wordprocessingDrawing" xmlns:w10="urn:schemas-microsoft-com:office:word" xmlns:w="http://schemas.openxmlformats.org/wordprocessingml/2006/main" xmlns:w14="http://schemas.microsoft.com/office/word/2010/wordml" xmlns:w15="http://schemas.microsoft.com/office/word/2012/wordml" xmlns:w16cex="http://schemas.microsoft.com/office/word/2018/wordml/cex" xmlns:w16cid="http://schemas.microsoft.com/office/word/2016/wordml/cid" xmlns:w16="http://schemas.microsoft.com/office/word/2018/wordml" xmlns:w16sdtdh="http://schemas.microsoft.com/office/word/2020/wordml/sdtdatahash" xmlns:w16se="http://schemas.microsoft.com/office/word/2015/wordml/symex" xmlns:wpg="http://schemas.microsoft.com/office/word/2010/wordprocessingGroup" xmlns:wpi="http://schemas.microsoft.com/office/word/2010/wordprocessingInk" xmlns:wne="http://schemas.microsoft.com/office/word/2006/wordml" xmlns:wps="http://schemas.microsoft.com/office/word/2010/wordprocessingShape" mc:Ignorable="w14 w15 w16se w16cid w16 w16cex w16sdtdh wp14">
+<w:document xmlns:wpc="http://schemas.microsoft.com/office/word/2010/wordprocessingCanvas" xmlns:cx="http://schemas.microsoft.com/office/drawing/2014/chartex" xmlns:cx1="http://schemas.microsoft.com/office/drawing/2015/9/8/chartex" xmlns:cx2="http://schemas.microsoft.com/office/drawing/2015/10/21/chartex" xmlns:cx3="http://schemas.microsoft.com/office/drawing/2016/5/9/chartex" xmlns:cx4="http://schemas.microsoft.com/office/drawing/2016/5/10/chartex" xmlns:cx5="http://schemas.microsoft.com/office/drawing/2016/5/11/chartex" xmlns:cx6="http://schemas.microsoft.com/office/drawing/2016/5/12/chartex" xmlns:cx7="http://schemas.microsoft.com/office/drawing/2016/5/13/chartex" xmlns:cx8="http://schemas.microsoft.com/office/drawing/2016/5/14/chartex" xmlns:mc="http://schemas.openxmlformats.org/markup-compatibility/2006" xmlns:aink="http://schemas.microsoft.com/office/drawing/2016/ink" xmlns:am3d="http://schemas.microsoft.com/office/drawing/2017/model3d" xmlns:o="urn:schemas-microsoft-com:office:office" xmlns:r="http://schemas.openxmlformats.org/officeDocument/2006/relationships" xmlns:m="http://schemas.openxmlformats.org/officeDocument/2006/math" xmlns:v="urn:schemas-microsoft-com:vml" xmlns:wp14="http://schemas.microsoft.com/office/word/2010/wordprocessingDrawing" xmlns:wp="http://schemas.openxmlformats.org/drawingml/2006/wordprocessingDrawing" xmlns:w10="urn:schemas-microsoft-com:office:word" xmlns:w="http://schemas.openxmlformats.org/wordprocessingml/2006/main" xmlns:w14="http://schemas.microsoft.com/office/word/2010/wordml" xmlns:w15="http://schemas.microsoft.com/office/word/2012/wordml" xmlns:w16cid="http://schemas.microsoft.com/office/word/2016/wordml/cid" xmlns:w16se="http://schemas.microsoft.com/office/word/2015/wordml/symex" xmlns:wpg="http://schemas.microsoft.com/office/word/2010/wordprocessingGroup" xmlns:wpi="http://schemas.microsoft.com/office/word/2010/wordprocessingInk" xmlns:wne="http://schemas.microsoft.com/office/word/2006/wordml" xmlns:wps="http://schemas.microsoft.com/office/word/2010/wordprocessingShape" mc:Ignorable="w14 w15 w16se w16cid wp14">
   <w:body>
     <w:p>
       <w:pPr>
         <w:jc w:val="both"/>
         <w:rPr>
           <w:rtl/>
+          <w:lang w:bidi="ar-AE"/>
         </w:rPr>
       </w:pPr>
       <w:hyperlink r:id="rId4" w:history="1">
         <w:r>
           <w:rPr>
             <w:rStyle w:val="Hyperlink"/>
+            <w:rFonts w:hint="cs"/>
             <w:rtl/>
+            <w:lang w:bidi="ar-AE"/>
           </w:rPr>
-          <w:t>فَإِنْ كُنْتُمْ قَدْ قُمْتُمْ مَعَ الْمَسِيحِ فَاطْلُبُوا مَا فَوْقُ، حَيْثُ الْمَسِيحُ جَالِسٌ عَنْ يَمِينِ اللهِ.</w:t>
+          <w:t>أبفرودتس</w:t>
         </w:r>
       </w:hyperlink>
     </w:p>
@@ -24,11 +27,14 @@
         <w:jc w:val="both"/>
         <w:rPr>
           <w:rtl/>
+          <w:lang w:bidi="ar-AE"/>
         </w:rPr>
       </w:pPr>
       <w:r>
         <w:rPr>
-          <w:rtl/>
+          <w:rFonts w:hint="cs"/>
+          <w:rtl/>
+          <w:lang w:bidi="ar-AE"/>
         </w:rPr>
         <w:t>البشير بالخلاص في المسيح 1855</w:t>
       </w:r>
@@ -38,87 +44,54 @@
         <w:jc w:val="both"/>
         <w:rPr>
           <w:rtl/>
+          <w:lang w:bidi="ar-AE"/>
         </w:rPr>
       </w:pPr>
       <w:r>
         <w:rPr>
           <w:rFonts w:hint="cs"/>
           <w:rtl/>
-        </w:rPr>
-        <w:t xml:space="preserve">عمل وشخص المسيح هما الأساس الوحيد المؤسسة عليه كل امتيازاتنا وعلاقاتنا مع الله. إن هذا يجعلنا ندرك الأهمية، إن كان عمله أو أياه  بنفسه في الحق وبأن يكون لنا شركة فيهما. لكن كلما قلّت معرفتنا أكثر وازداد عدم وضوح الخلاص في المسيح، كلما قلّ وازداد عدم وضوح تأثيره على قلوبنا؛ كما </w:t>
-      </w:r>
-      <w:r>
-        <w:rPr>
-          <w:rFonts w:hint="cs"/>
-          <w:rtl/>
-        </w:rPr>
-        <w:t xml:space="preserve">أنه </w:t>
-      </w:r>
-      <w:r>
-        <w:rPr>
-          <w:rFonts w:hint="cs"/>
-          <w:rtl/>
-        </w:rPr>
-        <w:t>حتى سيبقى خاليًا من كل قوة إن كانت المعرفة مجرد معرفة ميتة وحرفية. يقول يسوع: "</w:t>
-      </w:r>
-      <w:r>
-        <w:rPr>
-          <w:rtl/>
-        </w:rPr>
-        <w:t>اَلْكَلاَمُ الَّذِي أُكَلِّمُكُمْ بِهِ هُوَ رُوحٌ وَحَيَاةٌ،</w:t>
-      </w:r>
-      <w:r>
-        <w:rPr>
-          <w:rFonts w:hint="cs"/>
-          <w:rtl/>
-        </w:rPr>
-        <w:t>" (يوحنا 6: 63). المعرفة التي بلا حياة بمقدورها أن تجعلنا منتفخين (متكبرين)؛ لكن لا يمكنها أن تُثمر فينا ثمار البرّ. حتى الإنسان الطبيعي يمكنه أن تكون لديه معرفة ظاهرية أو حرفية للحق؛</w:t>
-      </w:r>
-      <w:r>
-        <w:rPr>
-          <w:rFonts w:hint="cs"/>
-          <w:rtl/>
-        </w:rPr>
-        <w:t xml:space="preserve"> غير أنه لا يفهم أي شيء في الواقع في أمور روح الله؛ فهو لا يمكنه أن يستوعبها؛ إذ لأنه لا بد بأن يُحكَم فيها روحيًا، (1. كورنثوس 2: 14) إن حق الله يتطلب ذهنًا روحيًا لفهمه؛ وهو يكون فعالاً ومؤثرًا فينا بالإيمان بحسب قوة الروح القدس العامل فينا. الإيمان يفهم الحق، ويستقبله كحق الله؛ فهو يطهّر ضمارئنا به ويفرّح قلوبنا؛ فهو يحكم به على فكرنا وسلوكنا. "</w:t>
-      </w:r>
-      <w:r>
-        <w:rPr>
-          <w:rtl/>
-        </w:rPr>
-        <w:t>الإِيمَانُ فَهُوَ الثِّقَةُ بِمَا يُرْجَى</w:t>
-      </w:r>
-      <w:r>
-        <w:rPr>
-          <w:rFonts w:hint="cs"/>
-          <w:rtl/>
-        </w:rPr>
-        <w:t xml:space="preserve"> (تحقيق ما يُرجى)</w:t>
-      </w:r>
-      <w:r>
-        <w:rPr>
-          <w:rtl/>
-        </w:rPr>
-        <w:t xml:space="preserve"> وَالإِيقَانُ</w:t>
-      </w:r>
-      <w:r>
-        <w:rPr>
-          <w:rFonts w:hint="cs"/>
-          <w:rtl/>
-        </w:rPr>
-        <w:t xml:space="preserve"> (الاقتناع)</w:t>
-      </w:r>
-      <w:r>
-        <w:rPr>
-          <w:rtl/>
-        </w:rPr>
-        <w:t xml:space="preserve"> بِأُمُورٍ لاَ تُرَى.</w:t>
-      </w:r>
-      <w:r>
-        <w:rPr>
-          <w:rFonts w:hint="cs"/>
-          <w:rtl/>
-        </w:rPr>
-        <w:t>" (عبرانيين 11: 1).</w:t>
+          <w:lang w:bidi="ar-AE"/>
+        </w:rPr>
+        <w:t>إنه ميل متجذر عميقًا في الإنسان في أنه يسعى وراء كرامته؛ حتى بركات نعمة الله تصبح كثيرًا فرصة له بأن يفتخر ويتفاخر. عندما يظهر الرب إحسانه الخاص بحسب غنى نعمته لإنسان، ويميزه عن الآخرين، فليس من النادر بأن يتحول هذا إلى فرصة بأنه يسلّم نفسه للغرور ولتفاخر قلبه، بدلاً من أن يجعله هذا الإحسان المميز والذي لا يستحقه أبدًا بأن ينحني ويتضع. هكذا كان مع إسرائيل. "</w:t>
+      </w:r>
+      <w:r>
+        <w:rPr>
+          <w:rtl/>
+          <w:lang w:bidi="ar-AE"/>
+        </w:rPr>
+        <w:t>فَسَمِنَ يَشُورُونَ وَرَفَسَ</w:t>
+      </w:r>
+      <w:r>
+        <w:rPr>
+          <w:rFonts w:hint="cs"/>
+          <w:rtl/>
+          <w:lang w:bidi="ar-AE"/>
+        </w:rPr>
+        <w:t>...</w:t>
+      </w:r>
+      <w:r>
+        <w:rPr>
+          <w:rtl/>
+          <w:lang w:bidi="ar-AE"/>
+        </w:rPr>
+        <w:t xml:space="preserve"> فَرَفَضَ الإِلهَ الَّذِي عَمِلَهُ، وَغَبِيَ عَنْ صَخْرَةِ خَلاَصِهِ.</w:t>
+      </w:r>
+      <w:r>
+        <w:rPr>
+          <w:rFonts w:hint="cs"/>
+          <w:rtl/>
+          <w:lang w:bidi="ar-AE"/>
+        </w:rPr>
+        <w:t xml:space="preserve">" (تثنية 32: 15). بالأخص حينما انتُزع هذا الإحسان عن الشعب أمام مرأى عينيه، بقي التفاخر </w:t>
+      </w:r>
+      <w:r>
+        <w:rPr>
+          <w:rFonts w:hint="cs"/>
+          <w:rtl/>
+          <w:lang w:bidi="ar-AE"/>
+        </w:rPr>
+        <w:t>قاطنًا في قلبه. هذا الشر هو أكثر برهان مؤسف على بؤس الإنسان. يسوع وجد وهو يجول ويخدم على الأرض الشعبَ معتدًا تمامًا بنفسه، وهذا في زمن كان قد أُسلم فيه للعمى بقضاء إلهي عادل.</w:t>
       </w:r>
     </w:p>
     <w:p>
@@ -126,93 +99,157 @@
         <w:jc w:val="both"/>
         <w:rPr>
           <w:rtl/>
+          <w:lang w:bidi="ar-AE"/>
         </w:rPr>
       </w:pPr>
       <w:r>
         <w:rPr>
           <w:rFonts w:hint="cs"/>
           <w:rtl/>
-        </w:rPr>
-        <w:t xml:space="preserve">أولاً دعونا نلقي نظرة على عمل المسيح بخصوص تطهير خطايانا. </w:t>
-      </w:r>
-      <w:r>
-        <w:rPr>
-          <w:rtl/>
-        </w:rPr>
-        <w:t>–</w:t>
-      </w:r>
-      <w:r>
-        <w:rPr>
-          <w:rFonts w:hint="cs"/>
-          <w:rtl/>
-        </w:rPr>
-        <w:t xml:space="preserve"> في هذا العمل يجد الخاطئ الهالك كفارة وفداء؛ وإذ يكون قد تبرر بالإيمان، يكون له سلام مع الله. هو الآن يقترب بثقة إلى عرش نعمته؛ لأنه، كل ما منعه إلى الآن عن الاقتراب، كل ما كان يفصله عن الله وبثّ الخوف غي قلبه، قد أُزيل إلى الأبد. إن ذبيحة المسيح التي حدثت مرة واحدة تطهر ضمائرنا </w:t>
-      </w:r>
-      <w:r>
-        <w:rPr>
-          <w:rFonts w:hint="cs"/>
-          <w:rtl/>
-        </w:rPr>
-        <w:t xml:space="preserve">كلها من الخطايا ومن الأعمال الميتة، لكي نعبد ونخدم الله الحي (عبرانيين 10: 2 </w:t>
-      </w:r>
-      <w:r>
-        <w:rPr>
-          <w:rtl/>
-        </w:rPr>
-        <w:t>–</w:t>
-      </w:r>
-      <w:r>
-        <w:rPr>
-          <w:rFonts w:hint="cs"/>
-          <w:rtl/>
-        </w:rPr>
-        <w:t xml:space="preserve"> 9، 14). إنه قد دخل مرة واحدة بدمه إلى الأقداس ووجد فداءً أبديًا (إصحاح 9: 12). إننا لسنا بحاجة لذبيحة أخرى، لأننا لنا كفارة كاملة أو غفرانًا كافيًا لكل الأبد في هذه الذبيحة (إصحاح 10: 18). المسيح جلس أيضًا من بعد تتميمه عمله إلى الأبد عن يمين الله، لأنه لم يبقى بالنسبة له ما يعمله بخصوص خطايانا؛ غير أنه لنا أيضًا لم يبقى أي شيء نعمله في هذا الصدد؛ لأجل هذا نحن أصبحنا مُقامين ومُجلَسين فيه عن يمين الله. إننا لم يعد لنا حاجة بأن نعمل أي شيء بخصوص خطايانا، وإنما بأن نؤمن فقط؛ لا شيء لنخاف منه، وإنما بأن نمجّد الله بقلوب مبتهجة. إن إقامة المسيح هو برهان على تبريرنا. هو أُسلم من أجل خطايانا، وأُقيم لأجل تبريرنا (رومية 4: 25). ولكن إذ أن المسيح حمل خطايانا، فكان لا بد أولاً </w:t>
-      </w:r>
-      <w:r>
-        <w:rPr>
-          <w:rFonts w:hint="cs"/>
-          <w:rtl/>
-        </w:rPr>
-        <w:t xml:space="preserve">إزالتها كليًا قبل أن يأخذ مكانه عن يمين الله؛ لأنه لم يكن يجوز لأي شخص كان محمّل بخطية واحدة فقط أن يأخذ هناك مكانه. الخاطئ لا يجد له مكان راحة في حضور الله القدوس والبار. ولكن إن أُزيلت خطايانا بالكامل من أمام وجه الله، فإننا نتبرر ولنا سلام مع الله، أي أنه يمكننا أن نقول الآن: "إن كان الله معنا، - فمَن علينا؟ </w:t>
-      </w:r>
-      <w:r>
-        <w:rPr>
-          <w:rtl/>
-        </w:rPr>
-        <w:t xml:space="preserve"> 32اَلَّذِي لَمْ يُشْفِقْ عَلَى ابْنِهِ، بَلْ بَذَلَهُ لأَجْلِنَا أَجْمَعِينَ، كَيْفَ لاَ يَهَبُنَا أَيْضًا مَعَهُ كُلَّ شَيْءٍ؟  33مَنْ سَيَشْتَكِي عَلَى مُخْتَارِي اللهِ؟ اَللهُ هُوَ الَّذِي يُبَرِّرُ.  34مَنْ هُوَ الَّذِي يَدِينُ؟ اَلْمَسِيحُ هُوَ الَّذِي مَاتَ، بَلْ بِالْحَرِيِّ قَامَ أَيْضًا، الَّذِي هُوَ أَيْضًا عَنْ يَمِينِ اللهِ، الَّذِي أَيْضًا يَشْفَعُ فِينَا.</w:t>
-      </w:r>
-      <w:r>
-        <w:rPr>
-          <w:rFonts w:hint="cs"/>
-          <w:rtl/>
-        </w:rPr>
-        <w:t xml:space="preserve">" (رومية 8: 32 </w:t>
-      </w:r>
-      <w:r>
-        <w:rPr>
-          <w:rtl/>
-        </w:rPr>
-        <w:t>–</w:t>
-      </w:r>
-      <w:r>
-        <w:rPr>
-          <w:rFonts w:hint="cs"/>
-          <w:rtl/>
-        </w:rPr>
-        <w:t xml:space="preserve"> 34).</w:t>
+          <w:lang w:bidi="ar-AE"/>
+        </w:rPr>
+        <w:t>إن الشر الذي في الكنيسة له للأسف ذات هذا الطابع في زمننا الحالي. يسوع، ومن بعدما أن صعد إلى السماء، وزّع هبات عظيمة ومجيدة للحفاظ و</w:t>
+      </w:r>
+      <w:r>
+        <w:rPr>
+          <w:rFonts w:hint="cs"/>
+          <w:rtl/>
+          <w:lang w:bidi="ar-AE"/>
+        </w:rPr>
+        <w:t>ل</w:t>
+      </w:r>
+      <w:r>
+        <w:rPr>
+          <w:rFonts w:hint="cs"/>
+          <w:rtl/>
+          <w:lang w:bidi="ar-AE"/>
+        </w:rPr>
+        <w:t>لاعتناء بجسده، أي الكنيسة ... غير أنه، كما قد رأينا في كنيسة كورنثوس، أصبحت هذه الهبات فرصة عند الكثيرين للافتخار. المسؤولية المرتبطة بقبول إحدى هذه الهبات، سريعًا ما نُسيَت. طبعًا فالتراخي أيضًا يمكنه أن يُضعف الهبة ويوقفها عن عملها</w:t>
+      </w:r>
+      <w:r>
+        <w:rPr>
+          <w:rFonts w:hint="cs"/>
+          <w:rtl/>
+          <w:lang w:bidi="ar-AE"/>
+        </w:rPr>
+        <w:t xml:space="preserve">؛ غير أنها كثيرًا ما آلت لتجعل الإنسان في مثل هذه الحالة مظهرًا ومدعاة ليتمجد. ونتيجة ذلك كان بأنهم علّوا من طابع الخدمة أو مكانتها فوق ما يجب أن تكون عليه، وبأن لدى الذين لم يتجرأوا بأن يكون لديهم مكانة في الخدمة، ضعفت مسؤوليتهم الشخصية كثيرًا. لاحقًا أحرز الشر تقدمًا مستمرًا، وكل كرامة مستحقة فعلاً للخدمة أو للمكانة حيث القوة الروحية الحقيقية، انتقلت الآن إلى </w:t>
+      </w:r>
+      <w:r>
+        <w:rPr>
+          <w:rFonts w:hint="cs"/>
+          <w:rtl/>
+          <w:lang w:bidi="ar-AE"/>
+        </w:rPr>
+        <w:t>مكانة في مظهرها الخارجي، بغض النظر عن قوتها. لكن ملكوت الله ليس بالكلام، وإنما بالقوة؛ والادعاء، بأنه توجد مكانة بالاستقلال عن هذه القوة هو بذاته الذي يعمل على ارتداد الكنيسة. إن صورة الشر هذه تظهر بصورة خاصة في أن المرء يقبل لنفسه مكانة (في الخدمة) أو يدّعيها لنفسه، ويضع مسؤولية الهبات التي حصل عليها جانبًا. إنه من الواضح بأننا فقدنا في هذا الصدد في حالة الأمور في الحاضر امتيازًا ثمينًا؛ أما وسيلة شفاء هذا الشر لا تكمن في تجديد ظاهري، وإنما في الأمانة الشخصية. "من له أذنان للسمع فليسمع."</w:t>
       </w:r>
     </w:p>
     <w:p>
       <w:pPr>
         <w:jc w:val="both"/>
+        <w:rPr>
+          <w:rtl/>
+          <w:lang w:bidi="ar-AE"/>
+        </w:rPr>
       </w:pPr>
       <w:r>
-        <w:t>Unter dem alten Bunde durften nur</w:t>
+        <w:rPr>
+          <w:rFonts w:hint="cs"/>
+          <w:rtl/>
+          <w:lang w:bidi="ar-AE"/>
+        </w:rPr>
+        <w:t>إن شر أيامنا الكبير نشأ بإدخال مكانة ظاهرة</w:t>
+      </w:r>
+      <w:r>
+        <w:rPr>
+          <w:rFonts w:hint="cs"/>
+          <w:rtl/>
+          <w:lang w:bidi="ar-AE"/>
+        </w:rPr>
+        <w:t xml:space="preserve"> و</w:t>
+      </w:r>
+      <w:r>
+        <w:rPr>
+          <w:rtl/>
+        </w:rPr>
+        <w:t xml:space="preserve"> </w:t>
+      </w:r>
+      <w:r>
+        <w:rPr>
+          <w:rtl/>
+          <w:lang w:bidi="ar-AE"/>
+        </w:rPr>
+        <w:t>والادّعاء</w:t>
+      </w:r>
+      <w:r>
+        <w:rPr>
+          <w:rFonts w:hint="cs"/>
+          <w:rtl/>
+          <w:lang w:bidi="ar-AE"/>
+        </w:rPr>
+        <w:t xml:space="preserve"> بها</w:t>
+      </w:r>
+      <w:bookmarkStart w:id="0" w:name="_GoBack"/>
+      <w:bookmarkEnd w:id="0"/>
+      <w:r>
+        <w:rPr>
+          <w:rFonts w:hint="cs"/>
+          <w:rtl/>
+          <w:lang w:bidi="ar-AE"/>
+        </w:rPr>
+        <w:t xml:space="preserve"> لها سيادة قضائية، يكمن في أن القديسين اعتادوا بأن يعيشوا دون أن يتعلموا في أفكار المسيح، ومن دون أن يكون أمامهم مثاله الكامل، ليتبعوا خطواته. </w:t>
+      </w:r>
+      <w:r>
+        <w:rPr>
+          <w:rFonts w:hint="cs"/>
+          <w:rtl/>
+          <w:lang w:bidi="ar-AE"/>
+        </w:rPr>
+        <w:t>إنهم بصورة عامة راضين في سيرهم في درب ممهد، ويعتبرونه تطاول من جهتهم بأن يتفحصوا ما يأتي من ممارسة الهبات (قارن 1. كورنثوس 14: 29). وربما يكون هذا أحد أسباب الحفاظ في العهد الجديد على أسماء عديد من المسيحيين البسطاء، أي ممن لم يكن لديهم مكانة معروفة وملفتة بصورة خاصة في الكنيسة. إنهم يُذكرون بالروح القدس من أجل تعليمنا، ومن دواعي سرورنا بأن نعرف، أنه نسبيًا يخبرنا فقط عن عدد قليل من الأسماء المكتوبة في سفر الحياة. إن هذا الوعي أيضًا هو ما يجعل لمعظمنا أسماء المؤمنين المذكورة</w:t>
+      </w:r>
+      <w:r>
+        <w:rPr>
+          <w:rFonts w:hint="cs"/>
+          <w:rtl/>
+          <w:lang w:bidi="ar-AE"/>
+        </w:rPr>
+        <w:t xml:space="preserve"> في رسائل الرسل، حلوة الذكر بصورة خاصة. ليس فقط لأولئك بأن أسماؤهم محفوظة، وإنما لنا؛ لكن كما أن الأمر مفرح لهم فهو مفرح لنا أيضًا بأن نعلم بأن أسماءهم كانت مكتوبة في السماء. من المؤكد بأن الروح القدس كانت له غاية خاصة في أن يحفظ أسماء جميع القديسين الذين يتكلم عنهم وصولاً إلينا نحن. في حالات معينة يمكننا أن نكشف عن قصده سريعًا جدًا. كثيرًا ما يُطرح مبدأ، وبنفس الوقت يُذكر شخص نجد فيه قد تحقق حق هذا المبدأ. هذا هو الحال مع ابفرودتس الذي أُعطي اسمه عنوانًا لهذه الأسطر.</w:t>
+      </w:r>
+    </w:p>
+    <w:p>
+      <w:pPr>
+        <w:jc w:val="both"/>
+        <w:rPr>
+          <w:rtl/>
+          <w:lang w:bidi="ar-AE"/>
+        </w:rPr>
+      </w:pPr>
+      <w:r>
+        <w:rPr>
+          <w:rFonts w:hint="cs"/>
+          <w:rtl/>
+          <w:lang w:bidi="ar-AE"/>
+        </w:rPr>
+        <w:t xml:space="preserve">في بداية رسالة فيلبي نجد تحية إلى الشمامسة والنظار؛ غير أن أبفرودتس لم يكن ظاهرًا بأنه كان متحليًا بأية مكانة من هذه المراكز. </w:t>
+      </w:r>
+    </w:p>
+    <w:p>
+      <w:pPr>
+        <w:jc w:val="both"/>
+        <w:rPr>
+          <w:rFonts w:hint="cs"/>
+          <w:lang w:bidi="ar-AE"/>
+        </w:rPr>
+      </w:pPr>
+      <w:r>
+        <w:rPr>
+          <w:lang w:bidi="ar-AE"/>
+        </w:rPr>
+        <w:t>Aus dem, was uns nachher in diesem Brief von ihm gesagt ist, geht wohl deutlich genug hervor</w:t>
       </w:r>
     </w:p>
     <w:sectPr>
       <w:pgSz w:w="11906" w:h="16838"/>
-      <w:pgMar w:top="1440" w:right="1440" w:bottom="1440" w:left="1440" w:header="708" w:footer="708" w:gutter="0"/>
+      <w:pgMar w:top="1440" w:right="1800" w:bottom="1440" w:left="1800" w:header="708" w:footer="708" w:gutter="0"/>
       <w:cols w:space="708"/>
       <w:bidi/>
       <w:rtlGutter/>
@@ -223,14 +260,14 @@
 </file>
 
 <file path=word/styles.xml><?xml version="1.0" encoding="utf-8"?>
-<w:styles xmlns:mc="http://schemas.openxmlformats.org/markup-compatibility/2006" xmlns:r="http://schemas.openxmlformats.org/officeDocument/2006/relationships" xmlns:w="http://schemas.openxmlformats.org/wordprocessingml/2006/main" xmlns:w14="http://schemas.microsoft.com/office/word/2010/wordml" xmlns:w15="http://schemas.microsoft.com/office/word/2012/wordml" xmlns:w16cex="http://schemas.microsoft.com/office/word/2018/wordml/cex" xmlns:w16cid="http://schemas.microsoft.com/office/word/2016/wordml/cid" xmlns:w16="http://schemas.microsoft.com/office/word/2018/wordml" xmlns:w16sdtdh="http://schemas.microsoft.com/office/word/2020/wordml/sdtdatahash" xmlns:w16se="http://schemas.microsoft.com/office/word/2015/wordml/symex" mc:Ignorable="w14 w15 w16se w16cid w16 w16cex w16sdtdh">
+<w:styles xmlns:mc="http://schemas.openxmlformats.org/markup-compatibility/2006" xmlns:r="http://schemas.openxmlformats.org/officeDocument/2006/relationships" xmlns:w="http://schemas.openxmlformats.org/wordprocessingml/2006/main" xmlns:w14="http://schemas.microsoft.com/office/word/2010/wordml" xmlns:w15="http://schemas.microsoft.com/office/word/2012/wordml" xmlns:w16cid="http://schemas.microsoft.com/office/word/2016/wordml/cid" xmlns:w16se="http://schemas.microsoft.com/office/word/2015/wordml/symex" mc:Ignorable="w14 w15 w16se w16cid">
   <w:docDefaults>
     <w:rPrDefault>
       <w:rPr>
         <w:rFonts w:ascii="Sakkal Majalla" w:eastAsiaTheme="minorHAnsi" w:hAnsi="Sakkal Majalla" w:cs="Sakkal Majalla"/>
         <w:sz w:val="28"/>
         <w:szCs w:val="28"/>
-        <w:lang w:val="en-US" w:eastAsia="en-US" w:bidi="he-IL"/>
+        <w:lang w:val="en-US" w:eastAsia="en-US" w:bidi="ar-SA"/>
       </w:rPr>
     </w:rPrDefault>
     <w:pPrDefault>
@@ -660,7 +697,7 @@
     <w:basedOn w:val="DefaultParagraphFont"/>
     <w:uiPriority w:val="99"/>
     <w:unhideWhenUsed/>
-    <w:rsid w:val="006E3AFF"/>
+    <w:rsid w:val="0055308E"/>
     <w:rPr>
       <w:color w:val="0563C1" w:themeColor="hyperlink"/>
       <w:u w:val="single"/>
@@ -672,7 +709,7 @@
     <w:uiPriority w:val="99"/>
     <w:semiHidden/>
     <w:unhideWhenUsed/>
-    <w:rsid w:val="006E3AFF"/>
+    <w:rsid w:val="0055308E"/>
     <w:rPr>
       <w:color w:val="605E5C"/>
       <w:shd w:val="clear" w:color="auto" w:fill="E1DFDD"/>

--- a/docs/downloads/البشير-بالخلاص-في-المسيح-1855/doc_0611.docx
+++ b/docs/downloads/البشير-بالخلاص-في-المسيح-1855/doc_0611.docx
@@ -1,24 +1,21 @@
 
 <file path=word/document.xml><?xml version="1.0" encoding="utf-8"?>
-<w:document xmlns:wpc="http://schemas.microsoft.com/office/word/2010/wordprocessingCanvas" xmlns:cx="http://schemas.microsoft.com/office/drawing/2014/chartex" xmlns:cx1="http://schemas.microsoft.com/office/drawing/2015/9/8/chartex" xmlns:cx2="http://schemas.microsoft.com/office/drawing/2015/10/21/chartex" xmlns:cx3="http://schemas.microsoft.com/office/drawing/2016/5/9/chartex" xmlns:cx4="http://schemas.microsoft.com/office/drawing/2016/5/10/chartex" xmlns:cx5="http://schemas.microsoft.com/office/drawing/2016/5/11/chartex" xmlns:cx6="http://schemas.microsoft.com/office/drawing/2016/5/12/chartex" xmlns:cx7="http://schemas.microsoft.com/office/drawing/2016/5/13/chartex" xmlns:cx8="http://schemas.microsoft.com/office/drawing/2016/5/14/chartex" xmlns:mc="http://schemas.openxmlformats.org/markup-compatibility/2006" xmlns:aink="http://schemas.microsoft.com/office/drawing/2016/ink" xmlns:am3d="http://schemas.microsoft.com/office/drawing/2017/model3d" xmlns:o="urn:schemas-microsoft-com:office:office" xmlns:r="http://schemas.openxmlformats.org/officeDocument/2006/relationships" xmlns:m="http://schemas.openxmlformats.org/officeDocument/2006/math" xmlns:v="urn:schemas-microsoft-com:vml" xmlns:wp14="http://schemas.microsoft.com/office/word/2010/wordprocessingDrawing" xmlns:wp="http://schemas.openxmlformats.org/drawingml/2006/wordprocessingDrawing" xmlns:w10="urn:schemas-microsoft-com:office:word" xmlns:w="http://schemas.openxmlformats.org/wordprocessingml/2006/main" xmlns:w14="http://schemas.microsoft.com/office/word/2010/wordml" xmlns:w15="http://schemas.microsoft.com/office/word/2012/wordml" xmlns:w16cid="http://schemas.microsoft.com/office/word/2016/wordml/cid" xmlns:w16se="http://schemas.microsoft.com/office/word/2015/wordml/symex" xmlns:wpg="http://schemas.microsoft.com/office/word/2010/wordprocessingGroup" xmlns:wpi="http://schemas.microsoft.com/office/word/2010/wordprocessingInk" xmlns:wne="http://schemas.microsoft.com/office/word/2006/wordml" xmlns:wps="http://schemas.microsoft.com/office/word/2010/wordprocessingShape" mc:Ignorable="w14 w15 w16se w16cid wp14">
+<w:document xmlns:wpc="http://schemas.microsoft.com/office/word/2010/wordprocessingCanvas" xmlns:cx="http://schemas.microsoft.com/office/drawing/2014/chartex" xmlns:cx1="http://schemas.microsoft.com/office/drawing/2015/9/8/chartex" xmlns:cx2="http://schemas.microsoft.com/office/drawing/2015/10/21/chartex" xmlns:cx3="http://schemas.microsoft.com/office/drawing/2016/5/9/chartex" xmlns:cx4="http://schemas.microsoft.com/office/drawing/2016/5/10/chartex" xmlns:cx5="http://schemas.microsoft.com/office/drawing/2016/5/11/chartex" xmlns:cx6="http://schemas.microsoft.com/office/drawing/2016/5/12/chartex" xmlns:cx7="http://schemas.microsoft.com/office/drawing/2016/5/13/chartex" xmlns:cx8="http://schemas.microsoft.com/office/drawing/2016/5/14/chartex" xmlns:mc="http://schemas.openxmlformats.org/markup-compatibility/2006" xmlns:aink="http://schemas.microsoft.com/office/drawing/2016/ink" xmlns:am3d="http://schemas.microsoft.com/office/drawing/2017/model3d" xmlns:o="urn:schemas-microsoft-com:office:office" xmlns:r="http://schemas.openxmlformats.org/officeDocument/2006/relationships" xmlns:m="http://schemas.openxmlformats.org/officeDocument/2006/math" xmlns:v="urn:schemas-microsoft-com:vml" xmlns:wp14="http://schemas.microsoft.com/office/word/2010/wordprocessingDrawing" xmlns:wp="http://schemas.openxmlformats.org/drawingml/2006/wordprocessingDrawing" xmlns:w10="urn:schemas-microsoft-com:office:word" xmlns:w="http://schemas.openxmlformats.org/wordprocessingml/2006/main" xmlns:w14="http://schemas.microsoft.com/office/word/2010/wordml" xmlns:w15="http://schemas.microsoft.com/office/word/2012/wordml" xmlns:w16cex="http://schemas.microsoft.com/office/word/2018/wordml/cex" xmlns:w16cid="http://schemas.microsoft.com/office/word/2016/wordml/cid" xmlns:w16="http://schemas.microsoft.com/office/word/2018/wordml" xmlns:w16sdtdh="http://schemas.microsoft.com/office/word/2020/wordml/sdtdatahash" xmlns:w16se="http://schemas.microsoft.com/office/word/2015/wordml/symex" xmlns:wpg="http://schemas.microsoft.com/office/word/2010/wordprocessingGroup" xmlns:wpi="http://schemas.microsoft.com/office/word/2010/wordprocessingInk" xmlns:wne="http://schemas.microsoft.com/office/word/2006/wordml" xmlns:wps="http://schemas.microsoft.com/office/word/2010/wordprocessingShape" mc:Ignorable="w14 w15 w16se w16cid w16 w16cex w16sdtdh wp14">
   <w:body>
     <w:p>
       <w:pPr>
         <w:jc w:val="both"/>
         <w:rPr>
           <w:rtl/>
-          <w:lang w:bidi="ar-AE"/>
         </w:rPr>
       </w:pPr>
       <w:hyperlink r:id="rId4" w:history="1">
         <w:r>
           <w:rPr>
             <w:rStyle w:val="Hyperlink"/>
-            <w:rFonts w:hint="cs"/>
             <w:rtl/>
-            <w:lang w:bidi="ar-AE"/>
           </w:rPr>
-          <w:t>أبفرودتس</w:t>
+          <w:t>فَإِنْ كُنْتُمْ قَدْ قُمْتُمْ مَعَ الْمَسِيحِ فَاطْلُبُوا مَا فَوْقُ، حَيْثُ الْمَسِيحُ جَالِسٌ عَنْ يَمِينِ اللهِ.</w:t>
         </w:r>
       </w:hyperlink>
     </w:p>
@@ -27,14 +24,11 @@
         <w:jc w:val="both"/>
         <w:rPr>
           <w:rtl/>
-          <w:lang w:bidi="ar-AE"/>
         </w:rPr>
       </w:pPr>
       <w:r>
         <w:rPr>
-          <w:rFonts w:hint="cs"/>
-          <w:rtl/>
-          <w:lang w:bidi="ar-AE"/>
+          <w:rtl/>
         </w:rPr>
         <w:t>البشير بالخلاص في المسيح 1855</w:t>
       </w:r>
@@ -44,54 +38,87 @@
         <w:jc w:val="both"/>
         <w:rPr>
           <w:rtl/>
-          <w:lang w:bidi="ar-AE"/>
         </w:rPr>
       </w:pPr>
       <w:r>
         <w:rPr>
           <w:rFonts w:hint="cs"/>
           <w:rtl/>
-          <w:lang w:bidi="ar-AE"/>
-        </w:rPr>
-        <w:t>إنه ميل متجذر عميقًا في الإنسان في أنه يسعى وراء كرامته؛ حتى بركات نعمة الله تصبح كثيرًا فرصة له بأن يفتخر ويتفاخر. عندما يظهر الرب إحسانه الخاص بحسب غنى نعمته لإنسان، ويميزه عن الآخرين، فليس من النادر بأن يتحول هذا إلى فرصة بأنه يسلّم نفسه للغرور ولتفاخر قلبه، بدلاً من أن يجعله هذا الإحسان المميز والذي لا يستحقه أبدًا بأن ينحني ويتضع. هكذا كان مع إسرائيل. "</w:t>
-      </w:r>
-      <w:r>
-        <w:rPr>
-          <w:rtl/>
-          <w:lang w:bidi="ar-AE"/>
-        </w:rPr>
-        <w:t>فَسَمِنَ يَشُورُونَ وَرَفَسَ</w:t>
-      </w:r>
-      <w:r>
-        <w:rPr>
-          <w:rFonts w:hint="cs"/>
-          <w:rtl/>
-          <w:lang w:bidi="ar-AE"/>
-        </w:rPr>
-        <w:t>...</w:t>
-      </w:r>
-      <w:r>
-        <w:rPr>
-          <w:rtl/>
-          <w:lang w:bidi="ar-AE"/>
-        </w:rPr>
-        <w:t xml:space="preserve"> فَرَفَضَ الإِلهَ الَّذِي عَمِلَهُ، وَغَبِيَ عَنْ صَخْرَةِ خَلاَصِهِ.</w:t>
-      </w:r>
-      <w:r>
-        <w:rPr>
-          <w:rFonts w:hint="cs"/>
-          <w:rtl/>
-          <w:lang w:bidi="ar-AE"/>
-        </w:rPr>
-        <w:t xml:space="preserve">" (تثنية 32: 15). بالأخص حينما انتُزع هذا الإحسان عن الشعب أمام مرأى عينيه، بقي التفاخر </w:t>
-      </w:r>
-      <w:r>
-        <w:rPr>
-          <w:rFonts w:hint="cs"/>
-          <w:rtl/>
-          <w:lang w:bidi="ar-AE"/>
-        </w:rPr>
-        <w:t>قاطنًا في قلبه. هذا الشر هو أكثر برهان مؤسف على بؤس الإنسان. يسوع وجد وهو يجول ويخدم على الأرض الشعبَ معتدًا تمامًا بنفسه، وهذا في زمن كان قد أُسلم فيه للعمى بقضاء إلهي عادل.</w:t>
+        </w:rPr>
+        <w:t xml:space="preserve">عمل وشخص المسيح هما الأساس الوحيد المؤسسة عليه كل امتيازاتنا وعلاقاتنا مع الله. إن هذا يجعلنا ندرك الأهمية، إن كان عمله أو أياه  بنفسه في الحق وبأن يكون لنا شركة فيهما. لكن كلما قلّت معرفتنا أكثر وازداد عدم وضوح الخلاص في المسيح، كلما قلّ وازداد عدم وضوح تأثيره على قلوبنا؛ كما </w:t>
+      </w:r>
+      <w:r>
+        <w:rPr>
+          <w:rFonts w:hint="cs"/>
+          <w:rtl/>
+        </w:rPr>
+        <w:t xml:space="preserve">أنه </w:t>
+      </w:r>
+      <w:r>
+        <w:rPr>
+          <w:rFonts w:hint="cs"/>
+          <w:rtl/>
+        </w:rPr>
+        <w:t>حتى سيبقى خاليًا من كل قوة إن كانت المعرفة مجرد معرفة ميتة وحرفية. يقول يسوع: "</w:t>
+      </w:r>
+      <w:r>
+        <w:rPr>
+          <w:rtl/>
+        </w:rPr>
+        <w:t>اَلْكَلاَمُ الَّذِي أُكَلِّمُكُمْ بِهِ هُوَ رُوحٌ وَحَيَاةٌ،</w:t>
+      </w:r>
+      <w:r>
+        <w:rPr>
+          <w:rFonts w:hint="cs"/>
+          <w:rtl/>
+        </w:rPr>
+        <w:t>" (يوحنا 6: 63). المعرفة التي بلا حياة بمقدورها أن تجعلنا منتفخين (متكبرين)؛ لكن لا يمكنها أن تُثمر فينا ثمار البرّ. حتى الإنسان الطبيعي يمكنه أن تكون لديه معرفة ظاهرية أو حرفية للحق؛</w:t>
+      </w:r>
+      <w:r>
+        <w:rPr>
+          <w:rFonts w:hint="cs"/>
+          <w:rtl/>
+        </w:rPr>
+        <w:t xml:space="preserve"> غير أنه لا يفهم أي شيء في الواقع في أمور روح الله؛ فهو لا يمكنه أن يستوعبها؛ إذ لأنه لا بد بأن يُحكَم فيها روحيًا، (1. كورنثوس 2: 14) إن حق الله يتطلب ذهنًا روحيًا لفهمه؛ وهو يكون فعالاً ومؤثرًا فينا بالإيمان بحسب قوة الروح القدس العامل فينا. الإيمان يفهم الحق، ويستقبله كحق الله؛ فهو يطهّر ضمارئنا به ويفرّح قلوبنا؛ فهو يحكم به على فكرنا وسلوكنا. "</w:t>
+      </w:r>
+      <w:r>
+        <w:rPr>
+          <w:rtl/>
+        </w:rPr>
+        <w:t>الإِيمَانُ فَهُوَ الثِّقَةُ بِمَا يُرْجَى</w:t>
+      </w:r>
+      <w:r>
+        <w:rPr>
+          <w:rFonts w:hint="cs"/>
+          <w:rtl/>
+        </w:rPr>
+        <w:t xml:space="preserve"> (تحقيق ما يُرجى)</w:t>
+      </w:r>
+      <w:r>
+        <w:rPr>
+          <w:rtl/>
+        </w:rPr>
+        <w:t xml:space="preserve"> وَالإِيقَانُ</w:t>
+      </w:r>
+      <w:r>
+        <w:rPr>
+          <w:rFonts w:hint="cs"/>
+          <w:rtl/>
+        </w:rPr>
+        <w:t xml:space="preserve"> (الاقتناع)</w:t>
+      </w:r>
+      <w:r>
+        <w:rPr>
+          <w:rtl/>
+        </w:rPr>
+        <w:t xml:space="preserve"> بِأُمُورٍ لاَ تُرَى.</w:t>
+      </w:r>
+      <w:r>
+        <w:rPr>
+          <w:rFonts w:hint="cs"/>
+          <w:rtl/>
+        </w:rPr>
+        <w:t>" (عبرانيين 11: 1).</w:t>
       </w:r>
     </w:p>
     <w:p>
@@ -99,157 +126,93 @@
         <w:jc w:val="both"/>
         <w:rPr>
           <w:rtl/>
-          <w:lang w:bidi="ar-AE"/>
         </w:rPr>
       </w:pPr>
       <w:r>
         <w:rPr>
           <w:rFonts w:hint="cs"/>
           <w:rtl/>
-          <w:lang w:bidi="ar-AE"/>
-        </w:rPr>
-        <w:t>إن الشر الذي في الكنيسة له للأسف ذات هذا الطابع في زمننا الحالي. يسوع، ومن بعدما أن صعد إلى السماء، وزّع هبات عظيمة ومجيدة للحفاظ و</w:t>
-      </w:r>
-      <w:r>
-        <w:rPr>
-          <w:rFonts w:hint="cs"/>
-          <w:rtl/>
-          <w:lang w:bidi="ar-AE"/>
-        </w:rPr>
-        <w:t>ل</w:t>
-      </w:r>
-      <w:r>
-        <w:rPr>
-          <w:rFonts w:hint="cs"/>
-          <w:rtl/>
-          <w:lang w:bidi="ar-AE"/>
-        </w:rPr>
-        <w:t>لاعتناء بجسده، أي الكنيسة ... غير أنه، كما قد رأينا في كنيسة كورنثوس، أصبحت هذه الهبات فرصة عند الكثيرين للافتخار. المسؤولية المرتبطة بقبول إحدى هذه الهبات، سريعًا ما نُسيَت. طبعًا فالتراخي أيضًا يمكنه أن يُضعف الهبة ويوقفها عن عملها</w:t>
-      </w:r>
-      <w:r>
-        <w:rPr>
-          <w:rFonts w:hint="cs"/>
-          <w:rtl/>
-          <w:lang w:bidi="ar-AE"/>
-        </w:rPr>
-        <w:t xml:space="preserve">؛ غير أنها كثيرًا ما آلت لتجعل الإنسان في مثل هذه الحالة مظهرًا ومدعاة ليتمجد. ونتيجة ذلك كان بأنهم علّوا من طابع الخدمة أو مكانتها فوق ما يجب أن تكون عليه، وبأن لدى الذين لم يتجرأوا بأن يكون لديهم مكانة في الخدمة، ضعفت مسؤوليتهم الشخصية كثيرًا. لاحقًا أحرز الشر تقدمًا مستمرًا، وكل كرامة مستحقة فعلاً للخدمة أو للمكانة حيث القوة الروحية الحقيقية، انتقلت الآن إلى </w:t>
-      </w:r>
-      <w:r>
-        <w:rPr>
-          <w:rFonts w:hint="cs"/>
-          <w:rtl/>
-          <w:lang w:bidi="ar-AE"/>
-        </w:rPr>
-        <w:t>مكانة في مظهرها الخارجي، بغض النظر عن قوتها. لكن ملكوت الله ليس بالكلام، وإنما بالقوة؛ والادعاء، بأنه توجد مكانة بالاستقلال عن هذه القوة هو بذاته الذي يعمل على ارتداد الكنيسة. إن صورة الشر هذه تظهر بصورة خاصة في أن المرء يقبل لنفسه مكانة (في الخدمة) أو يدّعيها لنفسه، ويضع مسؤولية الهبات التي حصل عليها جانبًا. إنه من الواضح بأننا فقدنا في هذا الصدد في حالة الأمور في الحاضر امتيازًا ثمينًا؛ أما وسيلة شفاء هذا الشر لا تكمن في تجديد ظاهري، وإنما في الأمانة الشخصية. "من له أذنان للسمع فليسمع."</w:t>
+        </w:rPr>
+        <w:t xml:space="preserve">أولاً دعونا نلقي نظرة على عمل المسيح بخصوص تطهير خطايانا. </w:t>
+      </w:r>
+      <w:r>
+        <w:rPr>
+          <w:rtl/>
+        </w:rPr>
+        <w:t>–</w:t>
+      </w:r>
+      <w:r>
+        <w:rPr>
+          <w:rFonts w:hint="cs"/>
+          <w:rtl/>
+        </w:rPr>
+        <w:t xml:space="preserve"> في هذا العمل يجد الخاطئ الهالك كفارة وفداء؛ وإذ يكون قد تبرر بالإيمان، يكون له سلام مع الله. هو الآن يقترب بثقة إلى عرش نعمته؛ لأنه، كل ما منعه إلى الآن عن الاقتراب، كل ما كان يفصله عن الله وبثّ الخوف غي قلبه، قد أُزيل إلى الأبد. إن ذبيحة المسيح التي حدثت مرة واحدة تطهر ضمائرنا </w:t>
+      </w:r>
+      <w:r>
+        <w:rPr>
+          <w:rFonts w:hint="cs"/>
+          <w:rtl/>
+        </w:rPr>
+        <w:t xml:space="preserve">كلها من الخطايا ومن الأعمال الميتة، لكي نعبد ونخدم الله الحي (عبرانيين 10: 2 </w:t>
+      </w:r>
+      <w:r>
+        <w:rPr>
+          <w:rtl/>
+        </w:rPr>
+        <w:t>–</w:t>
+      </w:r>
+      <w:r>
+        <w:rPr>
+          <w:rFonts w:hint="cs"/>
+          <w:rtl/>
+        </w:rPr>
+        <w:t xml:space="preserve"> 9، 14). إنه قد دخل مرة واحدة بدمه إلى الأقداس ووجد فداءً أبديًا (إصحاح 9: 12). إننا لسنا بحاجة لذبيحة أخرى، لأننا لنا كفارة كاملة أو غفرانًا كافيًا لكل الأبد في هذه الذبيحة (إصحاح 10: 18). المسيح جلس أيضًا من بعد تتميمه عمله إلى الأبد عن يمين الله، لأنه لم يبقى بالنسبة له ما يعمله بخصوص خطايانا؛ غير أنه لنا أيضًا لم يبقى أي شيء نعمله في هذا الصدد؛ لأجل هذا نحن أصبحنا مُقامين ومُجلَسين فيه عن يمين الله. إننا لم يعد لنا حاجة بأن نعمل أي شيء بخصوص خطايانا، وإنما بأن نؤمن فقط؛ لا شيء لنخاف منه، وإنما بأن نمجّد الله بقلوب مبتهجة. إن إقامة المسيح هو برهان على تبريرنا. هو أُسلم من أجل خطايانا، وأُقيم لأجل تبريرنا (رومية 4: 25). ولكن إذ أن المسيح حمل خطايانا، فكان لا بد أولاً </w:t>
+      </w:r>
+      <w:r>
+        <w:rPr>
+          <w:rFonts w:hint="cs"/>
+          <w:rtl/>
+        </w:rPr>
+        <w:t xml:space="preserve">إزالتها كليًا قبل أن يأخذ مكانه عن يمين الله؛ لأنه لم يكن يجوز لأي شخص كان محمّل بخطية واحدة فقط أن يأخذ هناك مكانه. الخاطئ لا يجد له مكان راحة في حضور الله القدوس والبار. ولكن إن أُزيلت خطايانا بالكامل من أمام وجه الله، فإننا نتبرر ولنا سلام مع الله، أي أنه يمكننا أن نقول الآن: "إن كان الله معنا، - فمَن علينا؟ </w:t>
+      </w:r>
+      <w:r>
+        <w:rPr>
+          <w:rtl/>
+        </w:rPr>
+        <w:t xml:space="preserve"> 32اَلَّذِي لَمْ يُشْفِقْ عَلَى ابْنِهِ، بَلْ بَذَلَهُ لأَجْلِنَا أَجْمَعِينَ، كَيْفَ لاَ يَهَبُنَا أَيْضًا مَعَهُ كُلَّ شَيْءٍ؟  33مَنْ سَيَشْتَكِي عَلَى مُخْتَارِي اللهِ؟ اَللهُ هُوَ الَّذِي يُبَرِّرُ.  34مَنْ هُوَ الَّذِي يَدِينُ؟ اَلْمَسِيحُ هُوَ الَّذِي مَاتَ، بَلْ بِالْحَرِيِّ قَامَ أَيْضًا، الَّذِي هُوَ أَيْضًا عَنْ يَمِينِ اللهِ، الَّذِي أَيْضًا يَشْفَعُ فِينَا.</w:t>
+      </w:r>
+      <w:r>
+        <w:rPr>
+          <w:rFonts w:hint="cs"/>
+          <w:rtl/>
+        </w:rPr>
+        <w:t xml:space="preserve">" (رومية 8: 32 </w:t>
+      </w:r>
+      <w:r>
+        <w:rPr>
+          <w:rtl/>
+        </w:rPr>
+        <w:t>–</w:t>
+      </w:r>
+      <w:r>
+        <w:rPr>
+          <w:rFonts w:hint="cs"/>
+          <w:rtl/>
+        </w:rPr>
+        <w:t xml:space="preserve"> 34).</w:t>
       </w:r>
     </w:p>
     <w:p>
       <w:pPr>
         <w:jc w:val="both"/>
-        <w:rPr>
-          <w:rtl/>
-          <w:lang w:bidi="ar-AE"/>
-        </w:rPr>
       </w:pPr>
       <w:r>
-        <w:rPr>
-          <w:rFonts w:hint="cs"/>
-          <w:rtl/>
-          <w:lang w:bidi="ar-AE"/>
-        </w:rPr>
-        <w:t>إن شر أيامنا الكبير نشأ بإدخال مكانة ظاهرة</w:t>
-      </w:r>
-      <w:r>
-        <w:rPr>
-          <w:rFonts w:hint="cs"/>
-          <w:rtl/>
-          <w:lang w:bidi="ar-AE"/>
-        </w:rPr>
-        <w:t xml:space="preserve"> و</w:t>
-      </w:r>
-      <w:r>
-        <w:rPr>
-          <w:rtl/>
-        </w:rPr>
-        <w:t xml:space="preserve"> </w:t>
-      </w:r>
-      <w:r>
-        <w:rPr>
-          <w:rtl/>
-          <w:lang w:bidi="ar-AE"/>
-        </w:rPr>
-        <w:t>والادّعاء</w:t>
-      </w:r>
-      <w:r>
-        <w:rPr>
-          <w:rFonts w:hint="cs"/>
-          <w:rtl/>
-          <w:lang w:bidi="ar-AE"/>
-        </w:rPr>
-        <w:t xml:space="preserve"> بها</w:t>
-      </w:r>
-      <w:bookmarkStart w:id="0" w:name="_GoBack"/>
-      <w:bookmarkEnd w:id="0"/>
-      <w:r>
-        <w:rPr>
-          <w:rFonts w:hint="cs"/>
-          <w:rtl/>
-          <w:lang w:bidi="ar-AE"/>
-        </w:rPr>
-        <w:t xml:space="preserve"> لها سيادة قضائية، يكمن في أن القديسين اعتادوا بأن يعيشوا دون أن يتعلموا في أفكار المسيح، ومن دون أن يكون أمامهم مثاله الكامل، ليتبعوا خطواته. </w:t>
-      </w:r>
-      <w:r>
-        <w:rPr>
-          <w:rFonts w:hint="cs"/>
-          <w:rtl/>
-          <w:lang w:bidi="ar-AE"/>
-        </w:rPr>
-        <w:t>إنهم بصورة عامة راضين في سيرهم في درب ممهد، ويعتبرونه تطاول من جهتهم بأن يتفحصوا ما يأتي من ممارسة الهبات (قارن 1. كورنثوس 14: 29). وربما يكون هذا أحد أسباب الحفاظ في العهد الجديد على أسماء عديد من المسيحيين البسطاء، أي ممن لم يكن لديهم مكانة معروفة وملفتة بصورة خاصة في الكنيسة. إنهم يُذكرون بالروح القدس من أجل تعليمنا، ومن دواعي سرورنا بأن نعرف، أنه نسبيًا يخبرنا فقط عن عدد قليل من الأسماء المكتوبة في سفر الحياة. إن هذا الوعي أيضًا هو ما يجعل لمعظمنا أسماء المؤمنين المذكورة</w:t>
-      </w:r>
-      <w:r>
-        <w:rPr>
-          <w:rFonts w:hint="cs"/>
-          <w:rtl/>
-          <w:lang w:bidi="ar-AE"/>
-        </w:rPr>
-        <w:t xml:space="preserve"> في رسائل الرسل، حلوة الذكر بصورة خاصة. ليس فقط لأولئك بأن أسماؤهم محفوظة، وإنما لنا؛ لكن كما أن الأمر مفرح لهم فهو مفرح لنا أيضًا بأن نعلم بأن أسماءهم كانت مكتوبة في السماء. من المؤكد بأن الروح القدس كانت له غاية خاصة في أن يحفظ أسماء جميع القديسين الذين يتكلم عنهم وصولاً إلينا نحن. في حالات معينة يمكننا أن نكشف عن قصده سريعًا جدًا. كثيرًا ما يُطرح مبدأ، وبنفس الوقت يُذكر شخص نجد فيه قد تحقق حق هذا المبدأ. هذا هو الحال مع ابفرودتس الذي أُعطي اسمه عنوانًا لهذه الأسطر.</w:t>
-      </w:r>
-    </w:p>
-    <w:p>
-      <w:pPr>
-        <w:jc w:val="both"/>
-        <w:rPr>
-          <w:rtl/>
-          <w:lang w:bidi="ar-AE"/>
-        </w:rPr>
-      </w:pPr>
-      <w:r>
-        <w:rPr>
-          <w:rFonts w:hint="cs"/>
-          <w:rtl/>
-          <w:lang w:bidi="ar-AE"/>
-        </w:rPr>
-        <w:t xml:space="preserve">في بداية رسالة فيلبي نجد تحية إلى الشمامسة والنظار؛ غير أن أبفرودتس لم يكن ظاهرًا بأنه كان متحليًا بأية مكانة من هذه المراكز. </w:t>
-      </w:r>
-    </w:p>
-    <w:p>
-      <w:pPr>
-        <w:jc w:val="both"/>
-        <w:rPr>
-          <w:rFonts w:hint="cs"/>
-          <w:lang w:bidi="ar-AE"/>
-        </w:rPr>
-      </w:pPr>
-      <w:r>
-        <w:rPr>
-          <w:lang w:bidi="ar-AE"/>
-        </w:rPr>
-        <w:t>Aus dem, was uns nachher in diesem Brief von ihm gesagt ist, geht wohl deutlich genug hervor</w:t>
+        <w:t>Unter dem alten Bunde durften nur</w:t>
       </w:r>
     </w:p>
     <w:sectPr>
       <w:pgSz w:w="11906" w:h="16838"/>
-      <w:pgMar w:top="1440" w:right="1800" w:bottom="1440" w:left="1800" w:header="708" w:footer="708" w:gutter="0"/>
+      <w:pgMar w:top="1440" w:right="1440" w:bottom="1440" w:left="1440" w:header="708" w:footer="708" w:gutter="0"/>
       <w:cols w:space="708"/>
       <w:bidi/>
       <w:rtlGutter/>
@@ -260,14 +223,14 @@
 </file>
 
 <file path=word/styles.xml><?xml version="1.0" encoding="utf-8"?>
-<w:styles xmlns:mc="http://schemas.openxmlformats.org/markup-compatibility/2006" xmlns:r="http://schemas.openxmlformats.org/officeDocument/2006/relationships" xmlns:w="http://schemas.openxmlformats.org/wordprocessingml/2006/main" xmlns:w14="http://schemas.microsoft.com/office/word/2010/wordml" xmlns:w15="http://schemas.microsoft.com/office/word/2012/wordml" xmlns:w16cid="http://schemas.microsoft.com/office/word/2016/wordml/cid" xmlns:w16se="http://schemas.microsoft.com/office/word/2015/wordml/symex" mc:Ignorable="w14 w15 w16se w16cid">
+<w:styles xmlns:mc="http://schemas.openxmlformats.org/markup-compatibility/2006" xmlns:r="http://schemas.openxmlformats.org/officeDocument/2006/relationships" xmlns:w="http://schemas.openxmlformats.org/wordprocessingml/2006/main" xmlns:w14="http://schemas.microsoft.com/office/word/2010/wordml" xmlns:w15="http://schemas.microsoft.com/office/word/2012/wordml" xmlns:w16cex="http://schemas.microsoft.com/office/word/2018/wordml/cex" xmlns:w16cid="http://schemas.microsoft.com/office/word/2016/wordml/cid" xmlns:w16="http://schemas.microsoft.com/office/word/2018/wordml" xmlns:w16sdtdh="http://schemas.microsoft.com/office/word/2020/wordml/sdtdatahash" xmlns:w16se="http://schemas.microsoft.com/office/word/2015/wordml/symex" mc:Ignorable="w14 w15 w16se w16cid w16 w16cex w16sdtdh">
   <w:docDefaults>
     <w:rPrDefault>
       <w:rPr>
         <w:rFonts w:ascii="Sakkal Majalla" w:eastAsiaTheme="minorHAnsi" w:hAnsi="Sakkal Majalla" w:cs="Sakkal Majalla"/>
         <w:sz w:val="28"/>
         <w:szCs w:val="28"/>
-        <w:lang w:val="en-US" w:eastAsia="en-US" w:bidi="ar-SA"/>
+        <w:lang w:val="en-US" w:eastAsia="en-US" w:bidi="he-IL"/>
       </w:rPr>
     </w:rPrDefault>
     <w:pPrDefault>
@@ -697,7 +660,7 @@
     <w:basedOn w:val="DefaultParagraphFont"/>
     <w:uiPriority w:val="99"/>
     <w:unhideWhenUsed/>
-    <w:rsid w:val="0055308E"/>
+    <w:rsid w:val="006E3AFF"/>
     <w:rPr>
       <w:color w:val="0563C1" w:themeColor="hyperlink"/>
       <w:u w:val="single"/>
@@ -709,7 +672,7 @@
     <w:uiPriority w:val="99"/>
     <w:semiHidden/>
     <w:unhideWhenUsed/>
-    <w:rsid w:val="0055308E"/>
+    <w:rsid w:val="006E3AFF"/>
     <w:rPr>
       <w:color w:val="605E5C"/>
       <w:shd w:val="clear" w:color="auto" w:fill="E1DFDD"/>
